--- a/AI_Classroom_Cheating_Detection_System_Complete_Documentation.docx
+++ b/AI_Classroom_Cheating_Detection_System_Complete_Documentation.docx
@@ -334,7 +334,7 @@
                 <w:rFonts w:ascii="Calibri" w:hAnsi="Calibri"/>
                 <w:sz w:val="18"/>
               </w:rPr>
-              <w:t>1.0 (final documentation generation)</w:t>
+              <w:t>1.1 (post-UI/UX modernization)</w:t>
             </w:r>
           </w:p>
         </w:tc>
@@ -364,7 +364,7 @@
                 <w:rFonts w:ascii="Calibri" w:hAnsi="Calibri"/>
                 <w:sz w:val="18"/>
               </w:rPr>
-              <w:t>30a6ba2</w:t>
+              <w:t>e76a968 — updated 2026-08-31 (see git log)</w:t>
             </w:r>
           </w:p>
         </w:tc>
@@ -394,7 +394,7 @@
                 <w:rFonts w:ascii="Calibri" w:hAnsi="Calibri"/>
                 <w:sz w:val="18"/>
               </w:rPr>
-              <w:t>2026-08-30</w:t>
+              <w:t>2026-08-31</w:t>
             </w:r>
           </w:p>
         </w:tc>
@@ -424,7 +424,7 @@
                 <w:rFonts w:ascii="Calibri" w:hAnsi="Calibri"/>
                 <w:sz w:val="18"/>
               </w:rPr>
-              <w:t>Not production-ready; release criteria incomplete</w:t>
+              <w:t>Research prototype — not production-ready (see RELEASE_CHECKLIST)</w:t>
             </w:r>
           </w:p>
         </w:tc>
@@ -2808,7 +2808,7 @@
           <w:color w:val="243447"/>
           <w:sz w:val="20"/>
         </w:rPr>
-        <w:t>YOLO11 Nano (yolo11n.pt). Classes: person (COCO 0), cell phone (COCO 66). Checksum verified: 0ebbc80d4a7680d14987a577cd21342b65ecfd94632bd9a8da63ae4617644ee1 (benchmark_manifest.json). Source: Ultralytics. License: AGPL-3.0. CPU inference only (current environment). Weight file not committed (excluded by .gitignore).</w:t>
+        <w:t>YOLO11 Nano (yolo11n.pt). Classes: person (COCO 0), cell phone (COCO 67). Checksum verified: 0ebbc80d4a7680d14987a577cd21342b65ecfd94632bd9a8da63ae6417644ee1 (benchmark_manifest.json). Source: Ultralytics. License: AGPL-3.0. CPU inference only (current environment). Weight file not committed (excluded by .gitignore).</w:t>
       </w:r>
     </w:p>
     <w:p>
@@ -16946,7 +16946,7 @@
         <w:color w:val="808080"/>
         <w:sz w:val="14"/>
       </w:rPr>
-      <w:t>Commit 30a6ba2 — Not production-ready — Phase 10 Complete — 2026-08-30</w:t>
+      <w:t>Commit e76a968 — Research prototype — Design System V3 — 2026-08-31</w:t>
     </w:r>
   </w:p>
 </w:ftr>
